--- a/bao_cao_do_an.docx
+++ b/bao_cao_do_an.docx
@@ -9056,8 +9056,6 @@
         </w:rPr>
         <w:t>Monitor performance statistics and revenue reports</w:t>
       </w:r>
-      <w:bookmarkStart w:id="45" w:name="_GoBack"/>
-      <w:bookmarkEnd w:id="45"/>
     </w:p>
     <w:p>
       <w:pPr>
@@ -9212,9 +9210,9 @@
       <w:r>
         <w:drawing>
           <wp:inline distT="0" distB="0" distL="114300" distR="114300">
-            <wp:extent cx="4755515" cy="3641725"/>
-            <wp:effectExtent l="0" t="0" r="6985" b="15875"/>
-            <wp:docPr id="5" name="Picture 2"/>
+            <wp:extent cx="5003165" cy="3672205"/>
+            <wp:effectExtent l="0" t="0" r="6985" b="4445"/>
+            <wp:docPr id="4" name="Picture 1"/>
             <wp:cNvGraphicFramePr>
               <a:graphicFrameLocks xmlns:a="http://schemas.openxmlformats.org/drawingml/2006/main" noChangeAspect="1"/>
             </wp:cNvGraphicFramePr>
@@ -9222,7 +9220,7 @@
               <a:graphicData uri="http://schemas.openxmlformats.org/drawingml/2006/picture">
                 <pic:pic xmlns:pic="http://schemas.openxmlformats.org/drawingml/2006/picture">
                   <pic:nvPicPr>
-                    <pic:cNvPr id="5" name="Picture 2"/>
+                    <pic:cNvPr id="4" name="Picture 1"/>
                     <pic:cNvPicPr>
                       <a:picLocks noChangeAspect="1"/>
                     </pic:cNvPicPr>
@@ -9236,7 +9234,7 @@
                   <pic:spPr>
                     <a:xfrm>
                       <a:off x="0" y="0"/>
-                      <a:ext cx="4755515" cy="3641725"/>
+                      <a:ext cx="5003165" cy="3672205"/>
                     </a:xfrm>
                     <a:prstGeom prst="rect">
                       <a:avLst/>
@@ -9298,17 +9296,557 @@
     </w:p>
     <w:p>
       <w:pPr>
-        <w:rPr>
-          <w:rFonts w:hint="default"/>
-        </w:rPr>
-      </w:pPr>
+        <w:bidi w:val="0"/>
+        <w:jc w:val="center"/>
+      </w:pPr>
+      <w:r>
+        <w:drawing>
+          <wp:inline distT="0" distB="0" distL="114300" distR="114300">
+            <wp:extent cx="5176520" cy="2468880"/>
+            <wp:effectExtent l="0" t="0" r="5080" b="7620"/>
+            <wp:docPr id="5" name="Picture 2"/>
+            <wp:cNvGraphicFramePr/>
+            <a:graphic xmlns:a="http://schemas.openxmlformats.org/drawingml/2006/main">
+              <a:graphicData uri="http://schemas.openxmlformats.org/drawingml/2006/picture">
+                <pic:pic xmlns:pic="http://schemas.openxmlformats.org/drawingml/2006/picture">
+                  <pic:nvPicPr>
+                    <pic:cNvPr id="5" name="Picture 2"/>
+                    <pic:cNvPicPr/>
+                  </pic:nvPicPr>
+                  <pic:blipFill>
+                    <a:blip r:embed="rId19"/>
+                    <a:stretch>
+                      <a:fillRect/>
+                    </a:stretch>
+                  </pic:blipFill>
+                  <pic:spPr>
+                    <a:xfrm>
+                      <a:off x="0" y="0"/>
+                      <a:ext cx="5176520" cy="2468880"/>
+                    </a:xfrm>
+                    <a:prstGeom prst="rect">
+                      <a:avLst/>
+                    </a:prstGeom>
+                    <a:noFill/>
+                    <a:ln>
+                      <a:noFill/>
+                    </a:ln>
+                  </pic:spPr>
+                </pic:pic>
+              </a:graphicData>
+            </a:graphic>
+          </wp:inline>
+        </w:drawing>
+      </w:r>
+    </w:p>
+    <w:p>
+      <w:pPr>
+        <w:pStyle w:val="16"/>
+        <w:bidi w:val="0"/>
+      </w:pPr>
+      <w:r>
+        <w:rPr>
+          <w:rFonts w:hint="default"/>
+          <w:lang w:val="en-US"/>
+        </w:rPr>
+        <w:t>Figure 2.2. Use case View Notifications</w:t>
+      </w:r>
+    </w:p>
+    <w:p>
+      <w:pPr>
+        <w:bidi w:val="0"/>
+        <w:jc w:val="center"/>
+      </w:pPr>
+      <w:r>
+        <w:drawing>
+          <wp:inline distT="0" distB="0" distL="114300" distR="114300">
+            <wp:extent cx="5205730" cy="2468880"/>
+            <wp:effectExtent l="0" t="0" r="13970" b="7620"/>
+            <wp:docPr id="6" name="Picture 3"/>
+            <wp:cNvGraphicFramePr/>
+            <a:graphic xmlns:a="http://schemas.openxmlformats.org/drawingml/2006/main">
+              <a:graphicData uri="http://schemas.openxmlformats.org/drawingml/2006/picture">
+                <pic:pic xmlns:pic="http://schemas.openxmlformats.org/drawingml/2006/picture">
+                  <pic:nvPicPr>
+                    <pic:cNvPr id="6" name="Picture 3"/>
+                    <pic:cNvPicPr/>
+                  </pic:nvPicPr>
+                  <pic:blipFill>
+                    <a:blip r:embed="rId20"/>
+                    <a:stretch>
+                      <a:fillRect/>
+                    </a:stretch>
+                  </pic:blipFill>
+                  <pic:spPr>
+                    <a:xfrm>
+                      <a:off x="0" y="0"/>
+                      <a:ext cx="5205730" cy="2468880"/>
+                    </a:xfrm>
+                    <a:prstGeom prst="rect">
+                      <a:avLst/>
+                    </a:prstGeom>
+                    <a:noFill/>
+                    <a:ln>
+                      <a:noFill/>
+                    </a:ln>
+                  </pic:spPr>
+                </pic:pic>
+              </a:graphicData>
+            </a:graphic>
+          </wp:inline>
+        </w:drawing>
+      </w:r>
+    </w:p>
+    <w:p>
+      <w:pPr>
+        <w:pStyle w:val="16"/>
+        <w:bidi w:val="0"/>
+      </w:pPr>
+      <w:r>
+        <w:rPr>
+          <w:rFonts w:hint="default"/>
+          <w:lang w:val="en-US"/>
+        </w:rPr>
+        <w:t xml:space="preserve">Figure 2.3. Use case </w:t>
+      </w:r>
+      <w:r>
+        <w:t>Browse Services</w:t>
+      </w:r>
+    </w:p>
+    <w:p>
+      <w:pPr>
+        <w:bidi w:val="0"/>
+        <w:jc w:val="center"/>
+      </w:pPr>
+      <w:r>
+        <w:drawing>
+          <wp:inline distT="0" distB="0" distL="114300" distR="114300">
+            <wp:extent cx="5339715" cy="2468880"/>
+            <wp:effectExtent l="0" t="0" r="13335" b="7620"/>
+            <wp:docPr id="8" name="Picture 4"/>
+            <wp:cNvGraphicFramePr/>
+            <a:graphic xmlns:a="http://schemas.openxmlformats.org/drawingml/2006/main">
+              <a:graphicData uri="http://schemas.openxmlformats.org/drawingml/2006/picture">
+                <pic:pic xmlns:pic="http://schemas.openxmlformats.org/drawingml/2006/picture">
+                  <pic:nvPicPr>
+                    <pic:cNvPr id="8" name="Picture 4"/>
+                    <pic:cNvPicPr/>
+                  </pic:nvPicPr>
+                  <pic:blipFill>
+                    <a:blip r:embed="rId21"/>
+                    <a:stretch>
+                      <a:fillRect/>
+                    </a:stretch>
+                  </pic:blipFill>
+                  <pic:spPr>
+                    <a:xfrm>
+                      <a:off x="0" y="0"/>
+                      <a:ext cx="5339715" cy="2468880"/>
+                    </a:xfrm>
+                    <a:prstGeom prst="rect">
+                      <a:avLst/>
+                    </a:prstGeom>
+                    <a:noFill/>
+                    <a:ln>
+                      <a:noFill/>
+                    </a:ln>
+                  </pic:spPr>
+                </pic:pic>
+              </a:graphicData>
+            </a:graphic>
+          </wp:inline>
+        </w:drawing>
+      </w:r>
+    </w:p>
+    <w:p>
+      <w:pPr>
+        <w:pStyle w:val="16"/>
+        <w:bidi w:val="0"/>
+      </w:pPr>
+      <w:r>
+        <w:rPr>
+          <w:rFonts w:hint="default"/>
+          <w:lang w:val="en-US"/>
+        </w:rPr>
+        <w:t xml:space="preserve">Figure 2.4. Use case </w:t>
+      </w:r>
+      <w:r>
+        <w:t>Search &amp; Discovery</w:t>
+      </w:r>
+    </w:p>
+    <w:p>
+      <w:pPr>
+        <w:bidi w:val="0"/>
+        <w:jc w:val="center"/>
+      </w:pPr>
+      <w:r>
+        <w:drawing>
+          <wp:inline distT="0" distB="0" distL="114300" distR="114300">
+            <wp:extent cx="5346065" cy="2560320"/>
+            <wp:effectExtent l="0" t="0" r="6985" b="11430"/>
+            <wp:docPr id="9" name="Picture 5"/>
+            <wp:cNvGraphicFramePr/>
+            <a:graphic xmlns:a="http://schemas.openxmlformats.org/drawingml/2006/main">
+              <a:graphicData uri="http://schemas.openxmlformats.org/drawingml/2006/picture">
+                <pic:pic xmlns:pic="http://schemas.openxmlformats.org/drawingml/2006/picture">
+                  <pic:nvPicPr>
+                    <pic:cNvPr id="9" name="Picture 5"/>
+                    <pic:cNvPicPr/>
+                  </pic:nvPicPr>
+                  <pic:blipFill>
+                    <a:blip r:embed="rId22"/>
+                    <a:stretch>
+                      <a:fillRect/>
+                    </a:stretch>
+                  </pic:blipFill>
+                  <pic:spPr>
+                    <a:xfrm>
+                      <a:off x="0" y="0"/>
+                      <a:ext cx="5346065" cy="2560320"/>
+                    </a:xfrm>
+                    <a:prstGeom prst="rect">
+                      <a:avLst/>
+                    </a:prstGeom>
+                    <a:noFill/>
+                    <a:ln>
+                      <a:noFill/>
+                    </a:ln>
+                  </pic:spPr>
+                </pic:pic>
+              </a:graphicData>
+            </a:graphic>
+          </wp:inline>
+        </w:drawing>
+      </w:r>
+    </w:p>
+    <w:p>
+      <w:pPr>
+        <w:pStyle w:val="16"/>
+        <w:bidi w:val="0"/>
+      </w:pPr>
+      <w:r>
+        <w:rPr>
+          <w:rFonts w:hint="default"/>
+          <w:lang w:val="en-US"/>
+        </w:rPr>
+        <w:t xml:space="preserve">Figure 2.5. Use case </w:t>
+      </w:r>
+      <w:r>
+        <w:t>Book Services</w:t>
+      </w:r>
+    </w:p>
+    <w:p>
+      <w:pPr>
+        <w:bidi w:val="0"/>
+        <w:jc w:val="center"/>
+      </w:pPr>
+      <w:r>
+        <w:drawing>
+          <wp:inline distT="0" distB="0" distL="114300" distR="114300">
+            <wp:extent cx="5391150" cy="2560320"/>
+            <wp:effectExtent l="0" t="0" r="0" b="11430"/>
+            <wp:docPr id="10" name="Picture 6"/>
+            <wp:cNvGraphicFramePr/>
+            <a:graphic xmlns:a="http://schemas.openxmlformats.org/drawingml/2006/main">
+              <a:graphicData uri="http://schemas.openxmlformats.org/drawingml/2006/picture">
+                <pic:pic xmlns:pic="http://schemas.openxmlformats.org/drawingml/2006/picture">
+                  <pic:nvPicPr>
+                    <pic:cNvPr id="10" name="Picture 6"/>
+                    <pic:cNvPicPr/>
+                  </pic:nvPicPr>
+                  <pic:blipFill>
+                    <a:blip r:embed="rId23"/>
+                    <a:stretch>
+                      <a:fillRect/>
+                    </a:stretch>
+                  </pic:blipFill>
+                  <pic:spPr>
+                    <a:xfrm>
+                      <a:off x="0" y="0"/>
+                      <a:ext cx="5391150" cy="2560320"/>
+                    </a:xfrm>
+                    <a:prstGeom prst="rect">
+                      <a:avLst/>
+                    </a:prstGeom>
+                    <a:noFill/>
+                    <a:ln>
+                      <a:noFill/>
+                    </a:ln>
+                  </pic:spPr>
+                </pic:pic>
+              </a:graphicData>
+            </a:graphic>
+          </wp:inline>
+        </w:drawing>
+      </w:r>
+    </w:p>
+    <w:p>
+      <w:pPr>
+        <w:pStyle w:val="16"/>
+        <w:bidi w:val="0"/>
+      </w:pPr>
+      <w:r>
+        <w:rPr>
+          <w:rFonts w:hint="default"/>
+          <w:lang w:val="en-US"/>
+        </w:rPr>
+        <w:t xml:space="preserve">Figure 2.6. Use case </w:t>
+      </w:r>
+      <w:r>
+        <w:t>Manage Trips</w:t>
+      </w:r>
+    </w:p>
+    <w:p>
+      <w:pPr>
+        <w:bidi w:val="0"/>
+        <w:jc w:val="center"/>
+      </w:pPr>
+      <w:r>
+        <w:drawing>
+          <wp:inline distT="0" distB="0" distL="114300" distR="114300">
+            <wp:extent cx="5383530" cy="2560320"/>
+            <wp:effectExtent l="0" t="0" r="7620" b="11430"/>
+            <wp:docPr id="11" name="Picture 7"/>
+            <wp:cNvGraphicFramePr/>
+            <a:graphic xmlns:a="http://schemas.openxmlformats.org/drawingml/2006/main">
+              <a:graphicData uri="http://schemas.openxmlformats.org/drawingml/2006/picture">
+                <pic:pic xmlns:pic="http://schemas.openxmlformats.org/drawingml/2006/picture">
+                  <pic:nvPicPr>
+                    <pic:cNvPr id="11" name="Picture 7"/>
+                    <pic:cNvPicPr/>
+                  </pic:nvPicPr>
+                  <pic:blipFill>
+                    <a:blip r:embed="rId24"/>
+                    <a:stretch>
+                      <a:fillRect/>
+                    </a:stretch>
+                  </pic:blipFill>
+                  <pic:spPr>
+                    <a:xfrm>
+                      <a:off x="0" y="0"/>
+                      <a:ext cx="5383530" cy="2560320"/>
+                    </a:xfrm>
+                    <a:prstGeom prst="rect">
+                      <a:avLst/>
+                    </a:prstGeom>
+                    <a:noFill/>
+                    <a:ln>
+                      <a:noFill/>
+                    </a:ln>
+                  </pic:spPr>
+                </pic:pic>
+              </a:graphicData>
+            </a:graphic>
+          </wp:inline>
+        </w:drawing>
+      </w:r>
+    </w:p>
+    <w:p>
+      <w:pPr>
+        <w:pStyle w:val="16"/>
+        <w:bidi w:val="0"/>
+      </w:pPr>
+      <w:r>
+        <w:rPr>
+          <w:rFonts w:hint="default"/>
+          <w:lang w:val="en-US"/>
+        </w:rPr>
+        <w:t xml:space="preserve">Figure 2.7. Use case </w:t>
+      </w:r>
+      <w:r>
+        <w:t>Reviews</w:t>
+      </w:r>
+    </w:p>
+    <w:p>
+      <w:pPr>
+        <w:bidi w:val="0"/>
+        <w:jc w:val="center"/>
+      </w:pPr>
+      <w:r>
+        <w:drawing>
+          <wp:inline distT="0" distB="0" distL="114300" distR="114300">
+            <wp:extent cx="5224780" cy="2560320"/>
+            <wp:effectExtent l="0" t="0" r="13970" b="11430"/>
+            <wp:docPr id="12" name="Picture 8"/>
+            <wp:cNvGraphicFramePr/>
+            <a:graphic xmlns:a="http://schemas.openxmlformats.org/drawingml/2006/main">
+              <a:graphicData uri="http://schemas.openxmlformats.org/drawingml/2006/picture">
+                <pic:pic xmlns:pic="http://schemas.openxmlformats.org/drawingml/2006/picture">
+                  <pic:nvPicPr>
+                    <pic:cNvPr id="12" name="Picture 8"/>
+                    <pic:cNvPicPr/>
+                  </pic:nvPicPr>
+                  <pic:blipFill>
+                    <a:blip r:embed="rId25"/>
+                    <a:stretch>
+                      <a:fillRect/>
+                    </a:stretch>
+                  </pic:blipFill>
+                  <pic:spPr>
+                    <a:xfrm>
+                      <a:off x="0" y="0"/>
+                      <a:ext cx="5224780" cy="2560320"/>
+                    </a:xfrm>
+                    <a:prstGeom prst="rect">
+                      <a:avLst/>
+                    </a:prstGeom>
+                    <a:noFill/>
+                    <a:ln>
+                      <a:noFill/>
+                    </a:ln>
+                  </pic:spPr>
+                </pic:pic>
+              </a:graphicData>
+            </a:graphic>
+          </wp:inline>
+        </w:drawing>
+      </w:r>
+    </w:p>
+    <w:p>
+      <w:pPr>
+        <w:pStyle w:val="16"/>
+        <w:bidi w:val="0"/>
+      </w:pPr>
+      <w:r>
+        <w:rPr>
+          <w:rFonts w:hint="default"/>
+          <w:lang w:val="en-US"/>
+        </w:rPr>
+        <w:t xml:space="preserve">Figure 2.8. Use case </w:t>
+      </w:r>
+      <w:r>
+        <w:t>Manage Favorites</w:t>
+      </w:r>
+    </w:p>
+    <w:p>
+      <w:pPr>
+        <w:bidi w:val="0"/>
+        <w:jc w:val="center"/>
+      </w:pPr>
+      <w:r>
+        <w:drawing>
+          <wp:inline distT="0" distB="0" distL="114300" distR="114300">
+            <wp:extent cx="5259705" cy="2560320"/>
+            <wp:effectExtent l="0" t="0" r="17145" b="11430"/>
+            <wp:docPr id="14" name="Picture 9"/>
+            <wp:cNvGraphicFramePr/>
+            <a:graphic xmlns:a="http://schemas.openxmlformats.org/drawingml/2006/main">
+              <a:graphicData uri="http://schemas.openxmlformats.org/drawingml/2006/picture">
+                <pic:pic xmlns:pic="http://schemas.openxmlformats.org/drawingml/2006/picture">
+                  <pic:nvPicPr>
+                    <pic:cNvPr id="14" name="Picture 9"/>
+                    <pic:cNvPicPr/>
+                  </pic:nvPicPr>
+                  <pic:blipFill>
+                    <a:blip r:embed="rId26"/>
+                    <a:stretch>
+                      <a:fillRect/>
+                    </a:stretch>
+                  </pic:blipFill>
+                  <pic:spPr>
+                    <a:xfrm>
+                      <a:off x="0" y="0"/>
+                      <a:ext cx="5259705" cy="2560320"/>
+                    </a:xfrm>
+                    <a:prstGeom prst="rect">
+                      <a:avLst/>
+                    </a:prstGeom>
+                    <a:noFill/>
+                    <a:ln>
+                      <a:noFill/>
+                    </a:ln>
+                  </pic:spPr>
+                </pic:pic>
+              </a:graphicData>
+            </a:graphic>
+          </wp:inline>
+        </w:drawing>
+      </w:r>
+    </w:p>
+    <w:p>
+      <w:pPr>
+        <w:pStyle w:val="16"/>
+        <w:bidi w:val="0"/>
+      </w:pPr>
+      <w:r>
+        <w:rPr>
+          <w:rFonts w:hint="default"/>
+          <w:lang w:val="en-US"/>
+        </w:rPr>
+        <w:t xml:space="preserve">Figure 2.9. Use case </w:t>
+      </w:r>
+      <w:r>
+        <w:t>Chat &amp; Support</w:t>
+      </w:r>
+    </w:p>
+    <w:p>
+      <w:pPr>
+        <w:bidi w:val="0"/>
+        <w:jc w:val="center"/>
+      </w:pPr>
+      <w:r>
+        <w:drawing>
+          <wp:inline distT="0" distB="0" distL="114300" distR="114300">
+            <wp:extent cx="5200650" cy="2560320"/>
+            <wp:effectExtent l="0" t="0" r="0" b="11430"/>
+            <wp:docPr id="15" name="Picture 10"/>
+            <wp:cNvGraphicFramePr/>
+            <a:graphic xmlns:a="http://schemas.openxmlformats.org/drawingml/2006/main">
+              <a:graphicData uri="http://schemas.openxmlformats.org/drawingml/2006/picture">
+                <pic:pic xmlns:pic="http://schemas.openxmlformats.org/drawingml/2006/picture">
+                  <pic:nvPicPr>
+                    <pic:cNvPr id="15" name="Picture 10"/>
+                    <pic:cNvPicPr/>
+                  </pic:nvPicPr>
+                  <pic:blipFill>
+                    <a:blip r:embed="rId27"/>
+                    <a:stretch>
+                      <a:fillRect/>
+                    </a:stretch>
+                  </pic:blipFill>
+                  <pic:spPr>
+                    <a:xfrm>
+                      <a:off x="0" y="0"/>
+                      <a:ext cx="5200650" cy="2560320"/>
+                    </a:xfrm>
+                    <a:prstGeom prst="rect">
+                      <a:avLst/>
+                    </a:prstGeom>
+                    <a:noFill/>
+                    <a:ln>
+                      <a:noFill/>
+                    </a:ln>
+                  </pic:spPr>
+                </pic:pic>
+              </a:graphicData>
+            </a:graphic>
+          </wp:inline>
+        </w:drawing>
+      </w:r>
+    </w:p>
+    <w:p>
+      <w:pPr>
+        <w:pStyle w:val="16"/>
+        <w:bidi w:val="0"/>
+      </w:pPr>
+      <w:r>
+        <w:rPr>
+          <w:rFonts w:hint="default"/>
+          <w:lang w:val="en-US"/>
+        </w:rPr>
+        <w:t xml:space="preserve">Figure 2.10. Use case </w:t>
+      </w:r>
+      <w:r>
+        <w:t>Read Blogs</w:t>
+      </w:r>
     </w:p>
     <w:p>
       <w:pPr>
         <w:pStyle w:val="4"/>
         <w:bidi w:val="0"/>
         <w:rPr>
-          <w:rFonts w:hint="default" w:ascii="Times New Roman" w:hAnsi="Times New Roman" w:cs="Times New Roman"/>
+          <w:rFonts w:hint="default"/>
+          <w:lang w:val="en-US"/>
         </w:rPr>
       </w:pPr>
       <w:bookmarkStart w:id="28" w:name="_Toc5603"/>
@@ -9325,6 +9863,442 @@
           <w:lang w:val="en-US"/>
         </w:rPr>
         <w:t>Supplier</w:t>
+      </w:r>
+    </w:p>
+    <w:p>
+      <w:pPr>
+        <w:bidi w:val="0"/>
+        <w:jc w:val="center"/>
+      </w:pPr>
+      <w:r>
+        <w:drawing>
+          <wp:inline distT="0" distB="0" distL="114300" distR="114300">
+            <wp:extent cx="5248275" cy="2468880"/>
+            <wp:effectExtent l="0" t="0" r="9525" b="7620"/>
+            <wp:docPr id="21" name="Picture 16"/>
+            <wp:cNvGraphicFramePr/>
+            <a:graphic xmlns:a="http://schemas.openxmlformats.org/drawingml/2006/main">
+              <a:graphicData uri="http://schemas.openxmlformats.org/drawingml/2006/picture">
+                <pic:pic xmlns:pic="http://schemas.openxmlformats.org/drawingml/2006/picture">
+                  <pic:nvPicPr>
+                    <pic:cNvPr id="21" name="Picture 16"/>
+                    <pic:cNvPicPr/>
+                  </pic:nvPicPr>
+                  <pic:blipFill>
+                    <a:blip r:embed="rId28"/>
+                    <a:stretch>
+                      <a:fillRect/>
+                    </a:stretch>
+                  </pic:blipFill>
+                  <pic:spPr>
+                    <a:xfrm>
+                      <a:off x="0" y="0"/>
+                      <a:ext cx="5248275" cy="2468880"/>
+                    </a:xfrm>
+                    <a:prstGeom prst="rect">
+                      <a:avLst/>
+                    </a:prstGeom>
+                    <a:noFill/>
+                    <a:ln>
+                      <a:noFill/>
+                    </a:ln>
+                  </pic:spPr>
+                </pic:pic>
+              </a:graphicData>
+            </a:graphic>
+          </wp:inline>
+        </w:drawing>
+      </w:r>
+    </w:p>
+    <w:p>
+      <w:pPr>
+        <w:pStyle w:val="16"/>
+        <w:bidi w:val="0"/>
+      </w:pPr>
+      <w:r>
+        <w:rPr>
+          <w:rFonts w:hint="default"/>
+          <w:lang w:val="en-US"/>
+        </w:rPr>
+        <w:t xml:space="preserve">Figure 2.11. Use case </w:t>
+      </w:r>
+      <w:r>
+        <w:t>Manage Services</w:t>
+      </w:r>
+    </w:p>
+    <w:p>
+      <w:pPr>
+        <w:bidi w:val="0"/>
+        <w:jc w:val="center"/>
+      </w:pPr>
+      <w:r>
+        <w:drawing>
+          <wp:inline distT="0" distB="0" distL="114300" distR="114300">
+            <wp:extent cx="5267325" cy="2468880"/>
+            <wp:effectExtent l="0" t="0" r="9525" b="7620"/>
+            <wp:docPr id="24" name="Picture 19"/>
+            <wp:cNvGraphicFramePr/>
+            <a:graphic xmlns:a="http://schemas.openxmlformats.org/drawingml/2006/main">
+              <a:graphicData uri="http://schemas.openxmlformats.org/drawingml/2006/picture">
+                <pic:pic xmlns:pic="http://schemas.openxmlformats.org/drawingml/2006/picture">
+                  <pic:nvPicPr>
+                    <pic:cNvPr id="24" name="Picture 19"/>
+                    <pic:cNvPicPr/>
+                  </pic:nvPicPr>
+                  <pic:blipFill>
+                    <a:blip r:embed="rId29"/>
+                    <a:stretch>
+                      <a:fillRect/>
+                    </a:stretch>
+                  </pic:blipFill>
+                  <pic:spPr>
+                    <a:xfrm>
+                      <a:off x="0" y="0"/>
+                      <a:ext cx="5267325" cy="2468880"/>
+                    </a:xfrm>
+                    <a:prstGeom prst="rect">
+                      <a:avLst/>
+                    </a:prstGeom>
+                    <a:noFill/>
+                    <a:ln>
+                      <a:noFill/>
+                    </a:ln>
+                  </pic:spPr>
+                </pic:pic>
+              </a:graphicData>
+            </a:graphic>
+          </wp:inline>
+        </w:drawing>
+      </w:r>
+    </w:p>
+    <w:p>
+      <w:pPr>
+        <w:pStyle w:val="16"/>
+        <w:bidi w:val="0"/>
+      </w:pPr>
+      <w:r>
+        <w:rPr>
+          <w:rFonts w:hint="default"/>
+          <w:lang w:val="en-US"/>
+        </w:rPr>
+        <w:t xml:space="preserve">Figure 2.12. Use case </w:t>
+      </w:r>
+      <w:r>
+        <w:t>Manage Bookings</w:t>
+      </w:r>
+    </w:p>
+    <w:p>
+      <w:pPr>
+        <w:bidi w:val="0"/>
+        <w:jc w:val="center"/>
+      </w:pPr>
+      <w:r>
+        <w:drawing>
+          <wp:inline distT="0" distB="0" distL="114300" distR="114300">
+            <wp:extent cx="5181600" cy="2468880"/>
+            <wp:effectExtent l="0" t="0" r="0" b="7620"/>
+            <wp:docPr id="25" name="Picture 20"/>
+            <wp:cNvGraphicFramePr/>
+            <a:graphic xmlns:a="http://schemas.openxmlformats.org/drawingml/2006/main">
+              <a:graphicData uri="http://schemas.openxmlformats.org/drawingml/2006/picture">
+                <pic:pic xmlns:pic="http://schemas.openxmlformats.org/drawingml/2006/picture">
+                  <pic:nvPicPr>
+                    <pic:cNvPr id="25" name="Picture 20"/>
+                    <pic:cNvPicPr/>
+                  </pic:nvPicPr>
+                  <pic:blipFill>
+                    <a:blip r:embed="rId30"/>
+                    <a:stretch>
+                      <a:fillRect/>
+                    </a:stretch>
+                  </pic:blipFill>
+                  <pic:spPr>
+                    <a:xfrm>
+                      <a:off x="0" y="0"/>
+                      <a:ext cx="5181600" cy="2468880"/>
+                    </a:xfrm>
+                    <a:prstGeom prst="rect">
+                      <a:avLst/>
+                    </a:prstGeom>
+                    <a:noFill/>
+                    <a:ln>
+                      <a:noFill/>
+                    </a:ln>
+                  </pic:spPr>
+                </pic:pic>
+              </a:graphicData>
+            </a:graphic>
+          </wp:inline>
+        </w:drawing>
+      </w:r>
+    </w:p>
+    <w:p>
+      <w:pPr>
+        <w:pStyle w:val="16"/>
+        <w:bidi w:val="0"/>
+      </w:pPr>
+      <w:r>
+        <w:rPr>
+          <w:rFonts w:hint="default"/>
+          <w:lang w:val="en-US"/>
+        </w:rPr>
+        <w:t xml:space="preserve">Figure 2.13. Use case </w:t>
+      </w:r>
+      <w:r>
+        <w:t>View Statistics</w:t>
+      </w:r>
+    </w:p>
+    <w:p>
+      <w:pPr>
+        <w:bidi w:val="0"/>
+        <w:ind w:left="0" w:leftChars="0" w:firstLine="0" w:firstLineChars="0"/>
+        <w:jc w:val="center"/>
+      </w:pPr>
+      <w:r>
+        <w:drawing>
+          <wp:inline distT="0" distB="0" distL="114300" distR="114300">
+            <wp:extent cx="5384165" cy="2560320"/>
+            <wp:effectExtent l="0" t="0" r="6985" b="11430"/>
+            <wp:docPr id="26" name="Picture 21"/>
+            <wp:cNvGraphicFramePr/>
+            <a:graphic xmlns:a="http://schemas.openxmlformats.org/drawingml/2006/main">
+              <a:graphicData uri="http://schemas.openxmlformats.org/drawingml/2006/picture">
+                <pic:pic xmlns:pic="http://schemas.openxmlformats.org/drawingml/2006/picture">
+                  <pic:nvPicPr>
+                    <pic:cNvPr id="26" name="Picture 21"/>
+                    <pic:cNvPicPr/>
+                  </pic:nvPicPr>
+                  <pic:blipFill>
+                    <a:blip r:embed="rId31"/>
+                    <a:stretch>
+                      <a:fillRect/>
+                    </a:stretch>
+                  </pic:blipFill>
+                  <pic:spPr>
+                    <a:xfrm>
+                      <a:off x="0" y="0"/>
+                      <a:ext cx="5384165" cy="2560320"/>
+                    </a:xfrm>
+                    <a:prstGeom prst="rect">
+                      <a:avLst/>
+                    </a:prstGeom>
+                    <a:noFill/>
+                    <a:ln>
+                      <a:noFill/>
+                    </a:ln>
+                  </pic:spPr>
+                </pic:pic>
+              </a:graphicData>
+            </a:graphic>
+          </wp:inline>
+        </w:drawing>
+      </w:r>
+    </w:p>
+    <w:p>
+      <w:pPr>
+        <w:pStyle w:val="16"/>
+        <w:bidi w:val="0"/>
+      </w:pPr>
+      <w:r>
+        <w:rPr>
+          <w:rFonts w:hint="default"/>
+          <w:lang w:val="en-US"/>
+        </w:rPr>
+        <w:t xml:space="preserve">Figure 2.14. Use case </w:t>
+      </w:r>
+      <w:r>
+        <w:t>Respond to Reviews</w:t>
+      </w:r>
+    </w:p>
+    <w:p>
+      <w:pPr>
+        <w:bidi w:val="0"/>
+        <w:ind w:left="0" w:leftChars="0" w:firstLine="0" w:firstLineChars="0"/>
+        <w:jc w:val="center"/>
+      </w:pPr>
+      <w:r>
+        <w:drawing>
+          <wp:inline distT="0" distB="0" distL="114300" distR="114300">
+            <wp:extent cx="5407025" cy="2560320"/>
+            <wp:effectExtent l="0" t="0" r="3175" b="11430"/>
+            <wp:docPr id="29" name="Picture 22"/>
+            <wp:cNvGraphicFramePr/>
+            <a:graphic xmlns:a="http://schemas.openxmlformats.org/drawingml/2006/main">
+              <a:graphicData uri="http://schemas.openxmlformats.org/drawingml/2006/picture">
+                <pic:pic xmlns:pic="http://schemas.openxmlformats.org/drawingml/2006/picture">
+                  <pic:nvPicPr>
+                    <pic:cNvPr id="29" name="Picture 22"/>
+                    <pic:cNvPicPr/>
+                  </pic:nvPicPr>
+                  <pic:blipFill>
+                    <a:blip r:embed="rId32"/>
+                    <a:stretch>
+                      <a:fillRect/>
+                    </a:stretch>
+                  </pic:blipFill>
+                  <pic:spPr>
+                    <a:xfrm>
+                      <a:off x="0" y="0"/>
+                      <a:ext cx="5407025" cy="2560320"/>
+                    </a:xfrm>
+                    <a:prstGeom prst="rect">
+                      <a:avLst/>
+                    </a:prstGeom>
+                    <a:noFill/>
+                    <a:ln>
+                      <a:noFill/>
+                    </a:ln>
+                  </pic:spPr>
+                </pic:pic>
+              </a:graphicData>
+            </a:graphic>
+          </wp:inline>
+        </w:drawing>
+      </w:r>
+    </w:p>
+    <w:p>
+      <w:pPr>
+        <w:pStyle w:val="16"/>
+        <w:bidi w:val="0"/>
+      </w:pPr>
+      <w:r>
+        <w:rPr>
+          <w:rFonts w:hint="default"/>
+          <w:lang w:val="en-US"/>
+        </w:rPr>
+        <w:t xml:space="preserve">Figure 2.15. Use case </w:t>
+      </w:r>
+      <w:r>
+        <w:t>Manage Blogs</w:t>
+      </w:r>
+    </w:p>
+    <w:p>
+      <w:pPr>
+        <w:bidi w:val="0"/>
+        <w:jc w:val="center"/>
+      </w:pPr>
+      <w:r>
+        <w:drawing>
+          <wp:inline distT="0" distB="0" distL="114300" distR="114300">
+            <wp:extent cx="5093335" cy="2560320"/>
+            <wp:effectExtent l="0" t="0" r="12065" b="11430"/>
+            <wp:docPr id="22" name="Picture 17"/>
+            <wp:cNvGraphicFramePr/>
+            <a:graphic xmlns:a="http://schemas.openxmlformats.org/drawingml/2006/main">
+              <a:graphicData uri="http://schemas.openxmlformats.org/drawingml/2006/picture">
+                <pic:pic xmlns:pic="http://schemas.openxmlformats.org/drawingml/2006/picture">
+                  <pic:nvPicPr>
+                    <pic:cNvPr id="22" name="Picture 17"/>
+                    <pic:cNvPicPr/>
+                  </pic:nvPicPr>
+                  <pic:blipFill>
+                    <a:blip r:embed="rId33"/>
+                    <a:stretch>
+                      <a:fillRect/>
+                    </a:stretch>
+                  </pic:blipFill>
+                  <pic:spPr>
+                    <a:xfrm>
+                      <a:off x="0" y="0"/>
+                      <a:ext cx="5093335" cy="2560320"/>
+                    </a:xfrm>
+                    <a:prstGeom prst="rect">
+                      <a:avLst/>
+                    </a:prstGeom>
+                    <a:noFill/>
+                    <a:ln>
+                      <a:noFill/>
+                    </a:ln>
+                  </pic:spPr>
+                </pic:pic>
+              </a:graphicData>
+            </a:graphic>
+          </wp:inline>
+        </w:drawing>
+      </w:r>
+    </w:p>
+    <w:p>
+      <w:pPr>
+        <w:pStyle w:val="16"/>
+        <w:bidi w:val="0"/>
+      </w:pPr>
+      <w:r>
+        <w:rPr>
+          <w:rFonts w:hint="default"/>
+          <w:lang w:val="en-US"/>
+        </w:rPr>
+        <w:t xml:space="preserve">Figure 2.16. Use case </w:t>
+      </w:r>
+      <w:r>
+        <w:t>Profile Management</w:t>
+      </w:r>
+    </w:p>
+    <w:p>
+      <w:pPr>
+        <w:bidi w:val="0"/>
+        <w:jc w:val="center"/>
+      </w:pPr>
+      <w:r>
+        <w:drawing>
+          <wp:inline distT="0" distB="0" distL="114300" distR="114300">
+            <wp:extent cx="5353050" cy="1914525"/>
+            <wp:effectExtent l="0" t="0" r="0" b="9525"/>
+            <wp:docPr id="23" name="Picture 18"/>
+            <wp:cNvGraphicFramePr>
+              <a:graphicFrameLocks xmlns:a="http://schemas.openxmlformats.org/drawingml/2006/main" noChangeAspect="1"/>
+            </wp:cNvGraphicFramePr>
+            <a:graphic xmlns:a="http://schemas.openxmlformats.org/drawingml/2006/main">
+              <a:graphicData uri="http://schemas.openxmlformats.org/drawingml/2006/picture">
+                <pic:pic xmlns:pic="http://schemas.openxmlformats.org/drawingml/2006/picture">
+                  <pic:nvPicPr>
+                    <pic:cNvPr id="23" name="Picture 18"/>
+                    <pic:cNvPicPr>
+                      <a:picLocks noChangeAspect="1"/>
+                    </pic:cNvPicPr>
+                  </pic:nvPicPr>
+                  <pic:blipFill>
+                    <a:blip r:embed="rId34"/>
+                    <a:stretch>
+                      <a:fillRect/>
+                    </a:stretch>
+                  </pic:blipFill>
+                  <pic:spPr>
+                    <a:xfrm>
+                      <a:off x="0" y="0"/>
+                      <a:ext cx="5353050" cy="1914525"/>
+                    </a:xfrm>
+                    <a:prstGeom prst="rect">
+                      <a:avLst/>
+                    </a:prstGeom>
+                    <a:noFill/>
+                    <a:ln>
+                      <a:noFill/>
+                    </a:ln>
+                  </pic:spPr>
+                </pic:pic>
+              </a:graphicData>
+            </a:graphic>
+          </wp:inline>
+        </w:drawing>
+      </w:r>
+    </w:p>
+    <w:p>
+      <w:pPr>
+        <w:pStyle w:val="16"/>
+        <w:bidi w:val="0"/>
+        <w:rPr>
+          <w:rFonts w:hint="default"/>
+        </w:rPr>
+      </w:pPr>
+      <w:r>
+        <w:rPr>
+          <w:rFonts w:hint="default"/>
+          <w:lang w:val="en-US"/>
+        </w:rPr>
+        <w:t xml:space="preserve">Figure 2.17. Use case </w:t>
+      </w:r>
+      <w:r>
+        <w:t>Chat with Customers</w:t>
       </w:r>
     </w:p>
     <w:p>
@@ -9693,6 +10667,8 @@
         <w:t>3.2.1. Entity-Relationship Diagram (ERD)</w:t>
       </w:r>
       <w:bookmarkEnd w:id="37"/>
+      <w:bookmarkStart w:id="45" w:name="_GoBack"/>
+      <w:bookmarkEnd w:id="45"/>
     </w:p>
     <w:p>
       <w:pPr>
